--- a/ss06/ex02.docx
+++ b/ss06/ex02.docx
@@ -2,7 +2,871 @@
 <file path=word/document.xml><?xml version="1.0" encoding="utf-8"?>
 <w:document xmlns:wpc="http://schemas.microsoft.com/office/word/2010/wordprocessingCanvas" xmlns:cx="http://schemas.microsoft.com/office/drawing/2014/chartex" xmlns:cx1="http://schemas.microsoft.com/office/drawing/2015/9/8/chartex" xmlns:cx2="http://schemas.microsoft.com/office/drawing/2015/10/21/chartex" xmlns:cx3="http://schemas.microsoft.com/office/drawing/2016/5/9/chartex" xmlns:cx4="http://schemas.microsoft.com/office/drawing/2016/5/10/chartex" xmlns:cx5="http://schemas.microsoft.com/office/drawing/2016/5/11/chartex" xmlns:cx6="http://schemas.microsoft.com/office/drawing/2016/5/12/chartex" xmlns:cx7="http://schemas.microsoft.com/office/drawing/2016/5/13/chartex" xmlns:cx8="http://schemas.microsoft.com/office/drawing/2016/5/14/chartex" xmlns:mc="http://schemas.openxmlformats.org/markup-compatibility/2006" xmlns:aink="http://schemas.microsoft.com/office/drawing/2016/ink" xmlns:am3d="http://schemas.microsoft.com/office/drawing/2017/model3d" xmlns:o="urn:schemas-microsoft-com:office:office" xmlns:oel="http://schemas.microsoft.com/office/2019/extlst" xmlns:r="http://schemas.openxmlformats.org/officeDocument/2006/relationships" xmlns:m="http://schemas.openxmlformats.org/officeDocument/2006/math" xmlns:v="urn:schemas-microsoft-com:vml" xmlns:wp14="http://schemas.microsoft.com/office/word/2010/wordprocessingDrawing" xmlns:wp="http://schemas.openxmlformats.org/drawingml/2006/wordprocessingDrawing" xmlns:w10="urn:schemas-microsoft-com:office:word" xmlns:w="http://schemas.openxmlformats.org/wordprocessingml/2006/main" xmlns:w14="http://schemas.microsoft.com/office/word/2010/wordml" xmlns:w15="http://schemas.microsoft.com/office/word/2012/wordml" xmlns:w16cex="http://schemas.microsoft.com/office/word/2018/wordml/cex" xmlns:w16cid="http://schemas.microsoft.com/office/word/2016/wordml/cid" xmlns:w16="http://schemas.microsoft.com/office/word/2018/wordml" xmlns:w16du="http://schemas.microsoft.com/office/word/2023/wordml/word16du" xmlns:w16sdtdh="http://schemas.microsoft.com/office/word/2020/wordml/sdtdatahash" xmlns:w16sdtfl="http://schemas.microsoft.com/office/word/2024/wordml/sdtformatlock" xmlns:w16se="http://schemas.microsoft.com/office/word/2015/wordml/symex" xmlns:wpg="http://schemas.microsoft.com/office/word/2010/wordprocessingGroup" xmlns:wpi="http://schemas.microsoft.com/office/word/2010/wordprocessingInk" xmlns:wne="http://schemas.microsoft.com/office/word/2006/wordml" xmlns:wps="http://schemas.microsoft.com/office/word/2010/wordprocessingShape" mc:Ignorable="w14 w15 w16se w16cid w16 w16cex w16sdtdh w16sdtfl w16du wp14">
   <w:body>
-    <w:p/>
+    <w:p>
+      <w:pPr>
+        <w:rPr>
+          <w:rFonts w:asciiTheme="majorHAnsi" w:hAnsiTheme="majorHAnsi" w:cstheme="majorHAnsi"/>
+          <w:b/>
+          <w:bCs/>
+          <w:sz w:val="22"/>
+          <w:szCs w:val="22"/>
+        </w:rPr>
+      </w:pPr>
+      <w:r>
+        <w:rPr>
+          <w:rFonts w:asciiTheme="majorHAnsi" w:hAnsiTheme="majorHAnsi" w:cstheme="majorHAnsi"/>
+          <w:b/>
+          <w:bCs/>
+          <w:sz w:val="22"/>
+          <w:szCs w:val="22"/>
+        </w:rPr>
+        <w:t>1. Phân loại MoSCoW cho 12 hạng mục</w:t>
+      </w:r>
+    </w:p>
+    <w:p>
+      <w:pPr>
+        <w:numPr>
+          <w:ilvl w:val="0"/>
+          <w:numId w:val="1"/>
+        </w:numPr>
+        <w:rPr>
+          <w:rFonts w:asciiTheme="majorHAnsi" w:hAnsiTheme="majorHAnsi" w:cstheme="majorHAnsi"/>
+          <w:sz w:val="22"/>
+          <w:szCs w:val="22"/>
+        </w:rPr>
+      </w:pPr>
+      <w:r>
+        <w:rPr>
+          <w:rFonts w:asciiTheme="majorHAnsi" w:hAnsiTheme="majorHAnsi" w:cstheme="majorHAnsi"/>
+          <w:b/>
+          <w:bCs/>
+          <w:sz w:val="22"/>
+          <w:szCs w:val="22"/>
+        </w:rPr>
+        <w:t>Must have</w:t>
+      </w:r>
+      <w:r>
+        <w:rPr>
+          <w:rFonts w:asciiTheme="majorHAnsi" w:hAnsiTheme="majorHAnsi" w:cstheme="majorHAnsi"/>
+          <w:sz w:val="22"/>
+          <w:szCs w:val="22"/>
+        </w:rPr>
+        <w:t xml:space="preserve"> (Tối đa 5 hạng mục)</w:t>
+      </w:r>
+    </w:p>
+    <w:p>
+      <w:pPr>
+        <w:numPr>
+          <w:ilvl w:val="1"/>
+          <w:numId w:val="1"/>
+        </w:numPr>
+        <w:rPr>
+          <w:rFonts w:asciiTheme="majorHAnsi" w:hAnsiTheme="majorHAnsi" w:cstheme="majorHAnsi"/>
+          <w:sz w:val="22"/>
+          <w:szCs w:val="22"/>
+        </w:rPr>
+      </w:pPr>
+      <w:r>
+        <w:rPr>
+          <w:rFonts w:asciiTheme="majorHAnsi" w:hAnsiTheme="majorHAnsi" w:cstheme="majorHAnsi"/>
+          <w:b/>
+          <w:bCs/>
+          <w:sz w:val="22"/>
+          <w:szCs w:val="22"/>
+        </w:rPr>
+        <w:t>Đăng nhập/đăng ký tài khoản độc giả</w:t>
+      </w:r>
+      <w:r>
+        <w:rPr>
+          <w:rFonts w:asciiTheme="majorHAnsi" w:hAnsiTheme="majorHAnsi" w:cstheme="majorHAnsi"/>
+          <w:sz w:val="22"/>
+          <w:szCs w:val="22"/>
+        </w:rPr>
+        <w:t>: Không có nó, hệ thống không thể xác định danh tính người mượn để quản lý giao dịch mượn sách.</w:t>
+      </w:r>
+    </w:p>
+    <w:p>
+      <w:pPr>
+        <w:numPr>
+          <w:ilvl w:val="1"/>
+          <w:numId w:val="1"/>
+        </w:numPr>
+        <w:rPr>
+          <w:rFonts w:asciiTheme="majorHAnsi" w:hAnsiTheme="majorHAnsi" w:cstheme="majorHAnsi"/>
+          <w:sz w:val="22"/>
+          <w:szCs w:val="22"/>
+        </w:rPr>
+      </w:pPr>
+      <w:r>
+        <w:rPr>
+          <w:rFonts w:asciiTheme="majorHAnsi" w:hAnsiTheme="majorHAnsi" w:cstheme="majorHAnsi"/>
+          <w:b/>
+          <w:bCs/>
+          <w:sz w:val="22"/>
+          <w:szCs w:val="22"/>
+        </w:rPr>
+        <w:t>Tìm kiếm sách theo tên/tác giả</w:t>
+      </w:r>
+      <w:r>
+        <w:rPr>
+          <w:rFonts w:asciiTheme="majorHAnsi" w:hAnsiTheme="majorHAnsi" w:cstheme="majorHAnsi"/>
+          <w:sz w:val="22"/>
+          <w:szCs w:val="22"/>
+        </w:rPr>
+        <w:t>: Không có nó, độc giả không thể tìm thấy cuốn sách mình muốn để đặt mượn.</w:t>
+      </w:r>
+    </w:p>
+    <w:p>
+      <w:pPr>
+        <w:numPr>
+          <w:ilvl w:val="1"/>
+          <w:numId w:val="1"/>
+        </w:numPr>
+        <w:rPr>
+          <w:rFonts w:asciiTheme="majorHAnsi" w:hAnsiTheme="majorHAnsi" w:cstheme="majorHAnsi"/>
+          <w:sz w:val="22"/>
+          <w:szCs w:val="22"/>
+        </w:rPr>
+      </w:pPr>
+      <w:r>
+        <w:rPr>
+          <w:rFonts w:asciiTheme="majorHAnsi" w:hAnsiTheme="majorHAnsi" w:cstheme="majorHAnsi"/>
+          <w:b/>
+          <w:bCs/>
+          <w:sz w:val="22"/>
+          <w:szCs w:val="22"/>
+        </w:rPr>
+        <w:t>Mượn sách online (có giới hạn số sách mượn cùng lúc)</w:t>
+      </w:r>
+      <w:r>
+        <w:rPr>
+          <w:rFonts w:asciiTheme="majorHAnsi" w:hAnsiTheme="majorHAnsi" w:cstheme="majorHAnsi"/>
+          <w:sz w:val="22"/>
+          <w:szCs w:val="22"/>
+        </w:rPr>
+        <w:t>: Đây là chức năng cốt lõi tạo nên giá trị của bản MVP hệ thống mượn sách online.</w:t>
+      </w:r>
+    </w:p>
+    <w:p>
+      <w:pPr>
+        <w:numPr>
+          <w:ilvl w:val="1"/>
+          <w:numId w:val="1"/>
+        </w:numPr>
+        <w:rPr>
+          <w:rFonts w:asciiTheme="majorHAnsi" w:hAnsiTheme="majorHAnsi" w:cstheme="majorHAnsi"/>
+          <w:sz w:val="22"/>
+          <w:szCs w:val="22"/>
+        </w:rPr>
+      </w:pPr>
+      <w:r>
+        <w:rPr>
+          <w:rFonts w:asciiTheme="majorHAnsi" w:hAnsiTheme="majorHAnsi" w:cstheme="majorHAnsi"/>
+          <w:b/>
+          <w:bCs/>
+          <w:sz w:val="22"/>
+          <w:szCs w:val="22"/>
+        </w:rPr>
+        <w:t>Thủ thư quản lý kho sách (thêm/sửa/xóa sách)</w:t>
+      </w:r>
+      <w:r>
+        <w:rPr>
+          <w:rFonts w:asciiTheme="majorHAnsi" w:hAnsiTheme="majorHAnsi" w:cstheme="majorHAnsi"/>
+          <w:sz w:val="22"/>
+          <w:szCs w:val="22"/>
+        </w:rPr>
+        <w:t>: Không có nó, thủ thư không có dữ liệu sách trong hệ thống để độc giả tìm kiếm và mượn.</w:t>
+      </w:r>
+    </w:p>
+    <w:p>
+      <w:pPr>
+        <w:numPr>
+          <w:ilvl w:val="0"/>
+          <w:numId w:val="1"/>
+        </w:numPr>
+        <w:rPr>
+          <w:rFonts w:asciiTheme="majorHAnsi" w:hAnsiTheme="majorHAnsi" w:cstheme="majorHAnsi"/>
+          <w:sz w:val="22"/>
+          <w:szCs w:val="22"/>
+        </w:rPr>
+      </w:pPr>
+      <w:r>
+        <w:rPr>
+          <w:rFonts w:asciiTheme="majorHAnsi" w:hAnsiTheme="majorHAnsi" w:cstheme="majorHAnsi"/>
+          <w:b/>
+          <w:bCs/>
+          <w:sz w:val="22"/>
+          <w:szCs w:val="22"/>
+        </w:rPr>
+        <w:t>Should have</w:t>
+      </w:r>
+      <w:r>
+        <w:rPr>
+          <w:rFonts w:asciiTheme="majorHAnsi" w:hAnsiTheme="majorHAnsi" w:cstheme="majorHAnsi"/>
+          <w:sz w:val="22"/>
+          <w:szCs w:val="22"/>
+        </w:rPr>
+        <w:t xml:space="preserve"> 4. </w:t>
+      </w:r>
+      <w:r>
+        <w:rPr>
+          <w:rFonts w:asciiTheme="majorHAnsi" w:hAnsiTheme="majorHAnsi" w:cstheme="majorHAnsi"/>
+          <w:b/>
+          <w:bCs/>
+          <w:sz w:val="22"/>
+          <w:szCs w:val="22"/>
+        </w:rPr>
+        <w:t>Gia hạn mượn sách online</w:t>
+      </w:r>
+      <w:r>
+        <w:rPr>
+          <w:rFonts w:asciiTheme="majorHAnsi" w:hAnsiTheme="majorHAnsi" w:cstheme="majorHAnsi"/>
+          <w:sz w:val="22"/>
+          <w:szCs w:val="22"/>
+        </w:rPr>
+        <w:t xml:space="preserve">: Có cách xử lý tạm thời là độc giả đến quầy hoặc gọi điện nhờ thủ thư gia hạn thủ công. 5. </w:t>
+      </w:r>
+      <w:r>
+        <w:rPr>
+          <w:rFonts w:asciiTheme="majorHAnsi" w:hAnsiTheme="majorHAnsi" w:cstheme="majorHAnsi"/>
+          <w:b/>
+          <w:bCs/>
+          <w:sz w:val="22"/>
+          <w:szCs w:val="22"/>
+        </w:rPr>
+        <w:t>Đặt trước sách khi hết (kèm thông báo khi sách có sẵn)</w:t>
+      </w:r>
+      <w:r>
+        <w:rPr>
+          <w:rFonts w:asciiTheme="majorHAnsi" w:hAnsiTheme="majorHAnsi" w:cstheme="majorHAnsi"/>
+          <w:sz w:val="22"/>
+          <w:szCs w:val="22"/>
+        </w:rPr>
+        <w:t xml:space="preserve">: Có cách xử lý tạm thời là độc giả tự liên hệ lại hoặc tìm kiếm lại thủ công khi sách về. Phụ thuộc vào hạng mục 3. 8. </w:t>
+      </w:r>
+      <w:r>
+        <w:rPr>
+          <w:rFonts w:asciiTheme="majorHAnsi" w:hAnsiTheme="majorHAnsi" w:cstheme="majorHAnsi"/>
+          <w:b/>
+          <w:bCs/>
+          <w:sz w:val="22"/>
+          <w:szCs w:val="22"/>
+        </w:rPr>
+        <w:t>Thông báo email khi sắp đến hạn trả sách</w:t>
+      </w:r>
+      <w:r>
+        <w:rPr>
+          <w:rFonts w:asciiTheme="majorHAnsi" w:hAnsiTheme="majorHAnsi" w:cstheme="majorHAnsi"/>
+          <w:sz w:val="22"/>
+          <w:szCs w:val="22"/>
+        </w:rPr>
+        <w:t xml:space="preserve">: Có cách xử lý tạm thời là độc giả tự ghi nhớ hoặc tự kiểm tra lịch sử mượn. Phụ thuộc vào hạng mục 3 và 9. 9. </w:t>
+      </w:r>
+      <w:r>
+        <w:rPr>
+          <w:rFonts w:asciiTheme="majorHAnsi" w:hAnsiTheme="majorHAnsi" w:cstheme="majorHAnsi"/>
+          <w:b/>
+          <w:bCs/>
+          <w:sz w:val="22"/>
+          <w:szCs w:val="22"/>
+        </w:rPr>
+        <w:t>Xem lịch sử mượn sách của bản thân</w:t>
+      </w:r>
+      <w:r>
+        <w:rPr>
+          <w:rFonts w:asciiTheme="majorHAnsi" w:hAnsiTheme="majorHAnsi" w:cstheme="majorHAnsi"/>
+          <w:sz w:val="22"/>
+          <w:szCs w:val="22"/>
+        </w:rPr>
+        <w:t>: Có cách xử lý tạm thời là độc giả hỏi trực tiếp thủ thư tại quầy. Phụ thuộc vào hạng mục 1.</w:t>
+      </w:r>
+    </w:p>
+    <w:p>
+      <w:pPr>
+        <w:numPr>
+          <w:ilvl w:val="0"/>
+          <w:numId w:val="1"/>
+        </w:numPr>
+        <w:rPr>
+          <w:rFonts w:asciiTheme="majorHAnsi" w:hAnsiTheme="majorHAnsi" w:cstheme="majorHAnsi"/>
+          <w:sz w:val="22"/>
+          <w:szCs w:val="22"/>
+        </w:rPr>
+      </w:pPr>
+      <w:r>
+        <w:rPr>
+          <w:rFonts w:asciiTheme="majorHAnsi" w:hAnsiTheme="majorHAnsi" w:cstheme="majorHAnsi"/>
+          <w:b/>
+          <w:bCs/>
+          <w:sz w:val="22"/>
+          <w:szCs w:val="22"/>
+        </w:rPr>
+        <w:t>Could have</w:t>
+      </w:r>
+      <w:r>
+        <w:rPr>
+          <w:rFonts w:asciiTheme="majorHAnsi" w:hAnsiTheme="majorHAnsi" w:cstheme="majorHAnsi"/>
+          <w:sz w:val="22"/>
+          <w:szCs w:val="22"/>
+        </w:rPr>
+        <w:t xml:space="preserve"> 6. </w:t>
+      </w:r>
+      <w:r>
+        <w:rPr>
+          <w:rFonts w:asciiTheme="majorHAnsi" w:hAnsiTheme="majorHAnsi" w:cstheme="majorHAnsi"/>
+          <w:b/>
+          <w:bCs/>
+          <w:sz w:val="22"/>
+          <w:szCs w:val="22"/>
+        </w:rPr>
+        <w:t>Đánh giá &amp; bình luận sách sau khi đọc</w:t>
+      </w:r>
+      <w:r>
+        <w:rPr>
+          <w:rFonts w:asciiTheme="majorHAnsi" w:hAnsiTheme="majorHAnsi" w:cstheme="majorHAnsi"/>
+          <w:sz w:val="22"/>
+          <w:szCs w:val="22"/>
+        </w:rPr>
+        <w:t xml:space="preserve">: Nếu cắt hạng mục này, hệ thống vẫn hoạt động bình thường, chỉ giảm một chút tương tác cộng đồng. Phụ thuộc vào hạng mục 1 và 3. 7. </w:t>
+      </w:r>
+      <w:r>
+        <w:rPr>
+          <w:rFonts w:asciiTheme="majorHAnsi" w:hAnsiTheme="majorHAnsi" w:cstheme="majorHAnsi"/>
+          <w:b/>
+          <w:bCs/>
+          <w:sz w:val="22"/>
+          <w:szCs w:val="22"/>
+        </w:rPr>
+        <w:t>Gợi ý sách theo sở thích cá nhân (recommendation)</w:t>
+      </w:r>
+      <w:r>
+        <w:rPr>
+          <w:rFonts w:asciiTheme="majorHAnsi" w:hAnsiTheme="majorHAnsi" w:cstheme="majorHAnsi"/>
+          <w:sz w:val="22"/>
+          <w:szCs w:val="22"/>
+        </w:rPr>
+        <w:t xml:space="preserve">: Nếu cắt hạng mục này, độc giả vẫn tự tìm kiếm sách bình thường, không gây ảnh hưởng lớn đến trải nghiệm mượn sách cơ bản. Phụ thuộc vào hạng mục 2 và 9. 11. </w:t>
+      </w:r>
+      <w:r>
+        <w:rPr>
+          <w:rFonts w:asciiTheme="majorHAnsi" w:hAnsiTheme="majorHAnsi" w:cstheme="majorHAnsi"/>
+          <w:b/>
+          <w:bCs/>
+          <w:sz w:val="22"/>
+          <w:szCs w:val="22"/>
+        </w:rPr>
+        <w:t>Chat trực tiếp với thủ thư</w:t>
+      </w:r>
+      <w:r>
+        <w:rPr>
+          <w:rFonts w:asciiTheme="majorHAnsi" w:hAnsiTheme="majorHAnsi" w:cstheme="majorHAnsi"/>
+          <w:sz w:val="22"/>
+          <w:szCs w:val="22"/>
+        </w:rPr>
+        <w:t>: Nếu cắt hạng mục này, độc giả có thể dùng điện thoại hoặc đến quầy trực tiếp, không gây tắc nghẽn nghiêm trọng.</w:t>
+      </w:r>
+    </w:p>
+    <w:p>
+      <w:pPr>
+        <w:numPr>
+          <w:ilvl w:val="0"/>
+          <w:numId w:val="1"/>
+        </w:numPr>
+        <w:rPr>
+          <w:rFonts w:asciiTheme="majorHAnsi" w:hAnsiTheme="majorHAnsi" w:cstheme="majorHAnsi"/>
+          <w:sz w:val="22"/>
+          <w:szCs w:val="22"/>
+        </w:rPr>
+      </w:pPr>
+      <w:r>
+        <w:rPr>
+          <w:rFonts w:asciiTheme="majorHAnsi" w:hAnsiTheme="majorHAnsi" w:cstheme="majorHAnsi"/>
+          <w:b/>
+          <w:bCs/>
+          <w:sz w:val="22"/>
+          <w:szCs w:val="22"/>
+        </w:rPr>
+        <w:t>Won't have (this time)</w:t>
+      </w:r>
+      <w:r>
+        <w:rPr>
+          <w:rFonts w:asciiTheme="majorHAnsi" w:hAnsiTheme="majorHAnsi" w:cstheme="majorHAnsi"/>
+          <w:sz w:val="22"/>
+          <w:szCs w:val="22"/>
+        </w:rPr>
+        <w:t xml:space="preserve"> 12. </w:t>
+      </w:r>
+      <w:r>
+        <w:rPr>
+          <w:rFonts w:asciiTheme="majorHAnsi" w:hAnsiTheme="majorHAnsi" w:cstheme="majorHAnsi"/>
+          <w:b/>
+          <w:bCs/>
+          <w:sz w:val="22"/>
+          <w:szCs w:val="22"/>
+        </w:rPr>
+        <w:t>Tích hợp đăng nhập bằng Google/Facebook</w:t>
+      </w:r>
+      <w:r>
+        <w:rPr>
+          <w:rFonts w:asciiTheme="majorHAnsi" w:hAnsiTheme="majorHAnsi" w:cstheme="majorHAnsi"/>
+          <w:sz w:val="22"/>
+          <w:szCs w:val="22"/>
+        </w:rPr>
+        <w:t>: Đã thống nhất với các bên liên quan là chưa đưa vào Release 1 để tập trung hoàn thiện tài khoản nội bộ trước.</w:t>
+      </w:r>
+    </w:p>
+    <w:p>
+      <w:pPr>
+        <w:rPr>
+          <w:rFonts w:asciiTheme="majorHAnsi" w:hAnsiTheme="majorHAnsi" w:cstheme="majorHAnsi"/>
+          <w:b/>
+          <w:bCs/>
+          <w:sz w:val="22"/>
+          <w:szCs w:val="22"/>
+        </w:rPr>
+      </w:pPr>
+      <w:r>
+        <w:rPr>
+          <w:rFonts w:asciiTheme="majorHAnsi" w:hAnsiTheme="majorHAnsi" w:cstheme="majorHAnsi"/>
+          <w:b/>
+          <w:bCs/>
+          <w:sz w:val="22"/>
+          <w:szCs w:val="22"/>
+        </w:rPr>
+        <w:t>2. Product Backlog có thứ tự (Từ 1 đến 12)</w:t>
+      </w:r>
+    </w:p>
+    <w:p>
+      <w:pPr>
+        <w:numPr>
+          <w:ilvl w:val="0"/>
+          <w:numId w:val="2"/>
+        </w:numPr>
+        <w:rPr>
+          <w:rFonts w:asciiTheme="majorHAnsi" w:hAnsiTheme="majorHAnsi" w:cstheme="majorHAnsi"/>
+          <w:sz w:val="22"/>
+          <w:szCs w:val="22"/>
+        </w:rPr>
+      </w:pPr>
+      <w:r>
+        <w:rPr>
+          <w:rFonts w:asciiTheme="majorHAnsi" w:hAnsiTheme="majorHAnsi" w:cstheme="majorHAnsi"/>
+          <w:b/>
+          <w:bCs/>
+          <w:sz w:val="22"/>
+          <w:szCs w:val="22"/>
+        </w:rPr>
+        <w:t>Thủ thư quản lý kho sách (thêm/sửa/xóa sách)</w:t>
+      </w:r>
+      <w:r>
+        <w:rPr>
+          <w:rFonts w:asciiTheme="majorHAnsi" w:hAnsiTheme="majorHAnsi" w:cstheme="majorHAnsi"/>
+          <w:sz w:val="22"/>
+          <w:szCs w:val="22"/>
+        </w:rPr>
+        <w:t xml:space="preserve"> (Must) – Cần có dữ liệu sách trước tiên để các tính năng khác hoạt động.</w:t>
+      </w:r>
+    </w:p>
+    <w:p>
+      <w:pPr>
+        <w:numPr>
+          <w:ilvl w:val="0"/>
+          <w:numId w:val="2"/>
+        </w:numPr>
+        <w:rPr>
+          <w:rFonts w:asciiTheme="majorHAnsi" w:hAnsiTheme="majorHAnsi" w:cstheme="majorHAnsi"/>
+          <w:sz w:val="22"/>
+          <w:szCs w:val="22"/>
+        </w:rPr>
+      </w:pPr>
+      <w:r>
+        <w:rPr>
+          <w:rFonts w:asciiTheme="majorHAnsi" w:hAnsiTheme="majorHAnsi" w:cstheme="majorHAnsi"/>
+          <w:b/>
+          <w:bCs/>
+          <w:sz w:val="22"/>
+          <w:szCs w:val="22"/>
+        </w:rPr>
+        <w:t>Đăng nhập/đăng ký tài khoản độc giả</w:t>
+      </w:r>
+      <w:r>
+        <w:rPr>
+          <w:rFonts w:asciiTheme="majorHAnsi" w:hAnsiTheme="majorHAnsi" w:cstheme="majorHAnsi"/>
+          <w:sz w:val="22"/>
+          <w:szCs w:val="22"/>
+        </w:rPr>
+        <w:t xml:space="preserve"> (Must) – Cần có cơ chế quản lý người dùng để phân định danh tính độc giả.</w:t>
+      </w:r>
+    </w:p>
+    <w:p>
+      <w:pPr>
+        <w:numPr>
+          <w:ilvl w:val="0"/>
+          <w:numId w:val="2"/>
+        </w:numPr>
+        <w:rPr>
+          <w:rFonts w:asciiTheme="majorHAnsi" w:hAnsiTheme="majorHAnsi" w:cstheme="majorHAnsi"/>
+          <w:sz w:val="22"/>
+          <w:szCs w:val="22"/>
+        </w:rPr>
+      </w:pPr>
+      <w:r>
+        <w:rPr>
+          <w:rFonts w:asciiTheme="majorHAnsi" w:hAnsiTheme="majorHAnsi" w:cstheme="majorHAnsi"/>
+          <w:b/>
+          <w:bCs/>
+          <w:sz w:val="22"/>
+          <w:szCs w:val="22"/>
+        </w:rPr>
+        <w:t>Tìm kiếm sách theo tên/tác giả</w:t>
+      </w:r>
+      <w:r>
+        <w:rPr>
+          <w:rFonts w:asciiTheme="majorHAnsi" w:hAnsiTheme="majorHAnsi" w:cstheme="majorHAnsi"/>
+          <w:sz w:val="22"/>
+          <w:szCs w:val="22"/>
+        </w:rPr>
+        <w:t xml:space="preserve"> (Must) – Phụ thuộc vào dữ liệu từ hạng mục 1; giúp độc giả định vị được cuốn sách cần tìm.</w:t>
+      </w:r>
+    </w:p>
+    <w:p>
+      <w:pPr>
+        <w:numPr>
+          <w:ilvl w:val="0"/>
+          <w:numId w:val="2"/>
+        </w:numPr>
+        <w:rPr>
+          <w:rFonts w:asciiTheme="majorHAnsi" w:hAnsiTheme="majorHAnsi" w:cstheme="majorHAnsi"/>
+          <w:sz w:val="22"/>
+          <w:szCs w:val="22"/>
+        </w:rPr>
+      </w:pPr>
+      <w:r>
+        <w:rPr>
+          <w:rFonts w:asciiTheme="majorHAnsi" w:hAnsiTheme="majorHAnsi" w:cstheme="majorHAnsi"/>
+          <w:b/>
+          <w:bCs/>
+          <w:sz w:val="22"/>
+          <w:szCs w:val="22"/>
+        </w:rPr>
+        <w:t>Mượn sách online (có giới hạn số sách mượn cùng lúc)</w:t>
+      </w:r>
+      <w:r>
+        <w:rPr>
+          <w:rFonts w:asciiTheme="majorHAnsi" w:hAnsiTheme="majorHAnsi" w:cstheme="majorHAnsi"/>
+          <w:sz w:val="22"/>
+          <w:szCs w:val="22"/>
+        </w:rPr>
+        <w:t xml:space="preserve"> (Must) – Cốt lõi của MVP; phụ thuộc vào dữ liệu sách (1) và tài khoản độc giả (2) để ghi nhận giao dịch.</w:t>
+      </w:r>
+    </w:p>
+    <w:p>
+      <w:pPr>
+        <w:numPr>
+          <w:ilvl w:val="0"/>
+          <w:numId w:val="2"/>
+        </w:numPr>
+        <w:rPr>
+          <w:rFonts w:asciiTheme="majorHAnsi" w:hAnsiTheme="majorHAnsi" w:cstheme="majorHAnsi"/>
+          <w:sz w:val="22"/>
+          <w:szCs w:val="22"/>
+        </w:rPr>
+      </w:pPr>
+      <w:r>
+        <w:rPr>
+          <w:rFonts w:asciiTheme="majorHAnsi" w:hAnsiTheme="majorHAnsi" w:cstheme="majorHAnsi"/>
+          <w:b/>
+          <w:bCs/>
+          <w:sz w:val="22"/>
+          <w:szCs w:val="22"/>
+        </w:rPr>
+        <w:t>Gia hạn mượn sách online</w:t>
+      </w:r>
+      <w:r>
+        <w:rPr>
+          <w:rFonts w:asciiTheme="majorHAnsi" w:hAnsiTheme="majorHAnsi" w:cstheme="majorHAnsi"/>
+          <w:sz w:val="22"/>
+          <w:szCs w:val="22"/>
+        </w:rPr>
+        <w:t xml:space="preserve"> (Should) – Phát triển ngay sau luồng mượn chính; phụ thuộc trực tiếp vào nghiệp vụ mượn sách (4).</w:t>
+      </w:r>
+    </w:p>
+    <w:p>
+      <w:pPr>
+        <w:numPr>
+          <w:ilvl w:val="0"/>
+          <w:numId w:val="2"/>
+        </w:numPr>
+        <w:rPr>
+          <w:rFonts w:asciiTheme="majorHAnsi" w:hAnsiTheme="majorHAnsi" w:cstheme="majorHAnsi"/>
+          <w:sz w:val="22"/>
+          <w:szCs w:val="22"/>
+        </w:rPr>
+      </w:pPr>
+      <w:r>
+        <w:rPr>
+          <w:rFonts w:asciiTheme="majorHAnsi" w:hAnsiTheme="majorHAnsi" w:cstheme="majorHAnsi"/>
+          <w:b/>
+          <w:bCs/>
+          <w:sz w:val="22"/>
+          <w:szCs w:val="22"/>
+        </w:rPr>
+        <w:t>Xem lịch sử mượn sách của bản thân</w:t>
+      </w:r>
+      <w:r>
+        <w:rPr>
+          <w:rFonts w:asciiTheme="majorHAnsi" w:hAnsiTheme="majorHAnsi" w:cstheme="majorHAnsi"/>
+          <w:sz w:val="22"/>
+          <w:szCs w:val="22"/>
+        </w:rPr>
+        <w:t xml:space="preserve"> (Should) – Hỗ trợ theo dõi sau khi đã có giao dịch mượn; phụ thuộc vào tài khoản độc giả (2) và giao dịch mượn (4).</w:t>
+      </w:r>
+    </w:p>
+    <w:p>
+      <w:pPr>
+        <w:numPr>
+          <w:ilvl w:val="0"/>
+          <w:numId w:val="2"/>
+        </w:numPr>
+        <w:rPr>
+          <w:rFonts w:asciiTheme="majorHAnsi" w:hAnsiTheme="majorHAnsi" w:cstheme="majorHAnsi"/>
+          <w:sz w:val="22"/>
+          <w:szCs w:val="22"/>
+        </w:rPr>
+      </w:pPr>
+      <w:r>
+        <w:rPr>
+          <w:rFonts w:asciiTheme="majorHAnsi" w:hAnsiTheme="majorHAnsi" w:cstheme="majorHAnsi"/>
+          <w:b/>
+          <w:bCs/>
+          <w:sz w:val="22"/>
+          <w:szCs w:val="22"/>
+        </w:rPr>
+        <w:lastRenderedPageBreak/>
+        <w:t>Thông báo email khi sắp đến hạn trả sách</w:t>
+      </w:r>
+      <w:r>
+        <w:rPr>
+          <w:rFonts w:asciiTheme="majorHAnsi" w:hAnsiTheme="majorHAnsi" w:cstheme="majorHAnsi"/>
+          <w:sz w:val="22"/>
+          <w:szCs w:val="22"/>
+        </w:rPr>
+        <w:t xml:space="preserve"> (Should) – Tăng tiện ích nhắc nhở; phụ thuộc vào dữ liệu mượn sách (4) và lịch sử (6).</w:t>
+      </w:r>
+    </w:p>
+    <w:p>
+      <w:pPr>
+        <w:numPr>
+          <w:ilvl w:val="0"/>
+          <w:numId w:val="2"/>
+        </w:numPr>
+        <w:rPr>
+          <w:rFonts w:asciiTheme="majorHAnsi" w:hAnsiTheme="majorHAnsi" w:cstheme="majorHAnsi"/>
+          <w:sz w:val="22"/>
+          <w:szCs w:val="22"/>
+        </w:rPr>
+      </w:pPr>
+      <w:r>
+        <w:rPr>
+          <w:rFonts w:asciiTheme="majorHAnsi" w:hAnsiTheme="majorHAnsi" w:cstheme="majorHAnsi"/>
+          <w:b/>
+          <w:bCs/>
+          <w:sz w:val="22"/>
+          <w:szCs w:val="22"/>
+        </w:rPr>
+        <w:t>Đặt trước sách khi hết (kèm thông báo khi sách có sẵn)</w:t>
+      </w:r>
+      <w:r>
+        <w:rPr>
+          <w:rFonts w:asciiTheme="majorHAnsi" w:hAnsiTheme="majorHAnsi" w:cstheme="majorHAnsi"/>
+          <w:sz w:val="22"/>
+          <w:szCs w:val="22"/>
+        </w:rPr>
+        <w:t xml:space="preserve"> (Should) – Xử lý tình huống kho hết sách; phụ thuộc vào quản lý kho (1) và luồng mượn (4).</w:t>
+      </w:r>
+    </w:p>
+    <w:p>
+      <w:pPr>
+        <w:numPr>
+          <w:ilvl w:val="0"/>
+          <w:numId w:val="2"/>
+        </w:numPr>
+        <w:rPr>
+          <w:rFonts w:asciiTheme="majorHAnsi" w:hAnsiTheme="majorHAnsi" w:cstheme="majorHAnsi"/>
+          <w:sz w:val="22"/>
+          <w:szCs w:val="22"/>
+        </w:rPr>
+      </w:pPr>
+      <w:r>
+        <w:rPr>
+          <w:rFonts w:asciiTheme="majorHAnsi" w:hAnsiTheme="majorHAnsi" w:cstheme="majorHAnsi"/>
+          <w:b/>
+          <w:bCs/>
+          <w:sz w:val="22"/>
+          <w:szCs w:val="22"/>
+        </w:rPr>
+        <w:t>Đánh giá &amp; bình luận sách sau khi đọc</w:t>
+      </w:r>
+      <w:r>
+        <w:rPr>
+          <w:rFonts w:asciiTheme="majorHAnsi" w:hAnsiTheme="majorHAnsi" w:cstheme="majorHAnsi"/>
+          <w:sz w:val="22"/>
+          <w:szCs w:val="22"/>
+        </w:rPr>
+        <w:t xml:space="preserve"> (Could) – Tăng tính tương tác xã hội; phụ thuộc vào việc độc giả đã mượn và đọc sách xong (4).</w:t>
+      </w:r>
+    </w:p>
+    <w:p>
+      <w:pPr>
+        <w:numPr>
+          <w:ilvl w:val="0"/>
+          <w:numId w:val="2"/>
+        </w:numPr>
+        <w:rPr>
+          <w:rFonts w:asciiTheme="majorHAnsi" w:hAnsiTheme="majorHAnsi" w:cstheme="majorHAnsi"/>
+          <w:sz w:val="22"/>
+          <w:szCs w:val="22"/>
+        </w:rPr>
+      </w:pPr>
+      <w:r>
+        <w:rPr>
+          <w:rFonts w:asciiTheme="majorHAnsi" w:hAnsiTheme="majorHAnsi" w:cstheme="majorHAnsi"/>
+          <w:b/>
+          <w:bCs/>
+          <w:sz w:val="22"/>
+          <w:szCs w:val="22"/>
+        </w:rPr>
+        <w:t>Gợi ý sách theo sở thích cá nhân (recommendation)</w:t>
+      </w:r>
+      <w:r>
+        <w:rPr>
+          <w:rFonts w:asciiTheme="majorHAnsi" w:hAnsiTheme="majorHAnsi" w:cstheme="majorHAnsi"/>
+          <w:sz w:val="22"/>
+          <w:szCs w:val="22"/>
+        </w:rPr>
+        <w:t xml:space="preserve"> (Could) – Tính năng nâng cao dựa trên lịch sử đọc; phụ thuộc vào lịch sử mượn sách (6) và dữ liệu tìm kiếm/kho (1, 3).</w:t>
+      </w:r>
+    </w:p>
+    <w:p>
+      <w:pPr>
+        <w:numPr>
+          <w:ilvl w:val="0"/>
+          <w:numId w:val="2"/>
+        </w:numPr>
+        <w:rPr>
+          <w:rFonts w:asciiTheme="majorHAnsi" w:hAnsiTheme="majorHAnsi" w:cstheme="majorHAnsi"/>
+          <w:sz w:val="22"/>
+          <w:szCs w:val="22"/>
+        </w:rPr>
+      </w:pPr>
+      <w:r>
+        <w:rPr>
+          <w:rFonts w:asciiTheme="majorHAnsi" w:hAnsiTheme="majorHAnsi" w:cstheme="majorHAnsi"/>
+          <w:b/>
+          <w:bCs/>
+          <w:sz w:val="22"/>
+          <w:szCs w:val="22"/>
+        </w:rPr>
+        <w:t>Chat trực tiếp với thủ thư</w:t>
+      </w:r>
+      <w:r>
+        <w:rPr>
+          <w:rFonts w:asciiTheme="majorHAnsi" w:hAnsiTheme="majorHAnsi" w:cstheme="majorHAnsi"/>
+          <w:sz w:val="22"/>
+          <w:szCs w:val="22"/>
+        </w:rPr>
+        <w:t xml:space="preserve"> (Could) – Kênh hỗ trợ trực tuyến bổ sung, không bắt buộc cho luồng mượn sách cơ bản tại quầy.</w:t>
+      </w:r>
+    </w:p>
+    <w:p>
+      <w:pPr>
+        <w:numPr>
+          <w:ilvl w:val="0"/>
+          <w:numId w:val="2"/>
+        </w:numPr>
+        <w:rPr>
+          <w:rFonts w:asciiTheme="majorHAnsi" w:hAnsiTheme="majorHAnsi" w:cstheme="majorHAnsi"/>
+          <w:sz w:val="22"/>
+          <w:szCs w:val="22"/>
+        </w:rPr>
+      </w:pPr>
+      <w:r>
+        <w:rPr>
+          <w:rFonts w:asciiTheme="majorHAnsi" w:hAnsiTheme="majorHAnsi" w:cstheme="majorHAnsi"/>
+          <w:b/>
+          <w:bCs/>
+          <w:sz w:val="22"/>
+          <w:szCs w:val="22"/>
+        </w:rPr>
+        <w:t>Tích hợp đăng nhập bằng Google/Facebook</w:t>
+      </w:r>
+      <w:r>
+        <w:rPr>
+          <w:rFonts w:asciiTheme="majorHAnsi" w:hAnsiTheme="majorHAnsi" w:cstheme="majorHAnsi"/>
+          <w:sz w:val="22"/>
+          <w:szCs w:val="22"/>
+        </w:rPr>
+        <w:t xml:space="preserve"> (Won't) – Thống nhất hoãn lại cho các phiên bản phát hành sau (Release 2).</w:t>
+      </w:r>
+    </w:p>
+    <w:p>
+      <w:pPr>
+        <w:rPr>
+          <w:rFonts w:asciiTheme="majorHAnsi" w:hAnsiTheme="majorHAnsi" w:cstheme="majorHAnsi"/>
+          <w:sz w:val="22"/>
+          <w:szCs w:val="22"/>
+          <w:lang w:val="en-US"/>
+        </w:rPr>
+      </w:pPr>
+    </w:p>
+    <w:p>
+      <w:pPr>
+        <w:rPr>
+          <w:rFonts w:asciiTheme="majorHAnsi" w:hAnsiTheme="majorHAnsi" w:cstheme="majorHAnsi"/>
+          <w:b/>
+          <w:bCs/>
+          <w:sz w:val="22"/>
+          <w:szCs w:val="22"/>
+        </w:rPr>
+      </w:pPr>
+      <w:r>
+        <w:rPr>
+          <w:rFonts w:asciiTheme="majorHAnsi" w:hAnsiTheme="majorHAnsi" w:cstheme="majorHAnsi"/>
+          <w:b/>
+          <w:bCs/>
+          <w:sz w:val="22"/>
+          <w:szCs w:val="22"/>
+        </w:rPr>
+        <w:t>3. Tự phản biện</w:t>
+      </w:r>
+    </w:p>
+    <w:p>
+      <w:pPr>
+        <w:rPr>
+          <w:rFonts w:asciiTheme="majorHAnsi" w:hAnsiTheme="majorHAnsi" w:cstheme="majorHAnsi"/>
+          <w:sz w:val="22"/>
+          <w:szCs w:val="22"/>
+        </w:rPr>
+      </w:pPr>
+      <w:r>
+        <w:rPr>
+          <w:rFonts w:asciiTheme="majorHAnsi" w:hAnsiTheme="majorHAnsi" w:cstheme="majorHAnsi"/>
+          <w:sz w:val="22"/>
+          <w:szCs w:val="22"/>
+        </w:rPr>
+        <w:t>Nếu có người khác đưa ra cách phân loại khác, họ hoàn toàn có thể lập luận dựa trên góc nhìn nghiệp vụ riêng. Ví dụ, mục 11 (Chat trực tiếp với thủ thư) nếu được xếp vào nhóm Should thay vì Could, họ có thể lập luận rằng việc này giúp giảm tải đáng kể thời gian giải đáp thắc mắc trực tiếp tại quầy cho thủ thư ngay trong giai đoạn đầu ra mắt. Mục 12 (Đăng nhập Google/Facebook) nếu được đẩy lên nhóm Could, lập luận đưa ra là nó giúp giảm tỷ lệ bỏ giỏ hàng/bỏ đăng ký nhờ thao tác một chạm nhanh chóng cho người dùng mới. Mục 7 (Gợi ý sách) nếu được xếp vào Won't, lý do là thuật toán gợi ý đòi hỏi dữ liệu lớn chưa cần thiết cho phiên bản MVP đầu tiên.</w:t>
+      </w:r>
+    </w:p>
+    <w:p>
+      <w:pPr>
+        <w:rPr>
+          <w:rFonts w:asciiTheme="majorHAnsi" w:hAnsiTheme="majorHAnsi" w:cstheme="majorHAnsi"/>
+          <w:sz w:val="22"/>
+          <w:szCs w:val="22"/>
+          <w:lang w:val="en-US"/>
+        </w:rPr>
+      </w:pPr>
+    </w:p>
     <w:sectPr>
       <w:pgSz w:w="11906" w:h="16838"/>
       <w:pgMar w:top="1440" w:right="1440" w:bottom="1440" w:left="1440" w:header="720" w:footer="720" w:gutter="0"/>
@@ -11,6 +875,282 @@
     </w:sectPr>
   </w:body>
 </w:document>
+</file>
+
+<file path=word/numbering.xml><?xml version="1.0" encoding="utf-8"?>
+<w:numbering xmlns:wpc="http://schemas.microsoft.com/office/word/2010/wordprocessingCanvas" xmlns:cx="http://schemas.microsoft.com/office/drawing/2014/chartex" xmlns:cx1="http://schemas.microsoft.com/office/drawing/2015/9/8/chartex" xmlns:cx2="http://schemas.microsoft.com/office/drawing/2015/10/21/chartex" xmlns:cx3="http://schemas.microsoft.com/office/drawing/2016/5/9/chartex" xmlns:cx4="http://schemas.microsoft.com/office/drawing/2016/5/10/chartex" xmlns:cx5="http://schemas.microsoft.com/office/drawing/2016/5/11/chartex" xmlns:cx6="http://schemas.microsoft.com/office/drawing/2016/5/12/chartex" xmlns:cx7="http://schemas.microsoft.com/office/drawing/2016/5/13/chartex" xmlns:cx8="http://schemas.microsoft.com/office/drawing/2016/5/14/chartex" xmlns:mc="http://schemas.openxmlformats.org/markup-compatibility/2006" xmlns:aink="http://schemas.microsoft.com/office/drawing/2016/ink" xmlns:am3d="http://schemas.microsoft.com/office/drawing/2017/model3d" xmlns:o="urn:schemas-microsoft-com:office:office" xmlns:oel="http://schemas.microsoft.com/office/2019/extlst" xmlns:r="http://schemas.openxmlformats.org/officeDocument/2006/relationships" xmlns:m="http://schemas.openxmlformats.org/officeDocument/2006/math" xmlns:v="urn:schemas-microsoft-com:vml" xmlns:wp14="http://schemas.microsoft.com/office/word/2010/wordprocessingDrawing" xmlns:wp="http://schemas.openxmlformats.org/drawingml/2006/wordprocessingDrawing" xmlns:w10="urn:schemas-microsoft-com:office:word" xmlns:w="http://schemas.openxmlformats.org/wordprocessingml/2006/main" xmlns:w14="http://schemas.microsoft.com/office/word/2010/wordml" xmlns:w15="http://schemas.microsoft.com/office/word/2012/wordml" xmlns:w16cex="http://schemas.microsoft.com/office/word/2018/wordml/cex" xmlns:w16cid="http://schemas.microsoft.com/office/word/2016/wordml/cid" xmlns:w16="http://schemas.microsoft.com/office/word/2018/wordml" xmlns:w16du="http://schemas.microsoft.com/office/word/2023/wordml/word16du" xmlns:w16sdtdh="http://schemas.microsoft.com/office/word/2020/wordml/sdtdatahash" xmlns:w16sdtfl="http://schemas.microsoft.com/office/word/2024/wordml/sdtformatlock" xmlns:w16se="http://schemas.microsoft.com/office/word/2015/wordml/symex" xmlns:wpg="http://schemas.microsoft.com/office/word/2010/wordprocessingGroup" xmlns:wpi="http://schemas.microsoft.com/office/word/2010/wordprocessingInk" xmlns:wne="http://schemas.microsoft.com/office/word/2006/wordml" xmlns:wps="http://schemas.microsoft.com/office/word/2010/wordprocessingShape" mc:Ignorable="w14 w15 w16se w16cid w16 w16cex w16sdtdh w16sdtfl w16du wp14">
+  <w:abstractNum w:abstractNumId="0" w15:restartNumberingAfterBreak="0">
+    <w:nsid w:val="19395059"/>
+    <w:multiLevelType w:val="multilevel"/>
+    <w:tmpl w:val="3274189C"/>
+    <w:lvl w:ilvl="0">
+      <w:numFmt w:val="bullet"/>
+      <w:lvlText w:val="­"/>
+      <w:lvlJc w:val="left"/>
+      <w:pPr>
+        <w:tabs>
+          <w:tab w:val="num" w:pos="720"/>
+        </w:tabs>
+        <w:ind w:left="720" w:hanging="360"/>
+      </w:pPr>
+      <w:rPr>
+        <w:rFonts w:ascii="Times New Roman" w:eastAsia="Times New Roman" w:hAnsi="Times New Roman" w:cs="Times New Roman" w:hint="default"/>
+        <w:b w:val="0"/>
+        <w:bCs w:val="0"/>
+        <w:i w:val="0"/>
+        <w:iCs w:val="0"/>
+        <w:spacing w:val="0"/>
+        <w:w w:val="100"/>
+        <w:position w:val="1"/>
+        <w:sz w:val="26"/>
+        <w:szCs w:val="26"/>
+      </w:rPr>
+    </w:lvl>
+    <w:lvl w:ilvl="1">
+      <w:start w:val="1"/>
+      <w:numFmt w:val="decimal"/>
+      <w:lvlText w:val="%2."/>
+      <w:lvlJc w:val="left"/>
+      <w:pPr>
+        <w:tabs>
+          <w:tab w:val="num" w:pos="1440"/>
+        </w:tabs>
+        <w:ind w:left="1440" w:hanging="360"/>
+      </w:pPr>
+    </w:lvl>
+    <w:lvl w:ilvl="2" w:tentative="1">
+      <w:start w:val="1"/>
+      <w:numFmt w:val="bullet"/>
+      <w:lvlText w:val=""/>
+      <w:lvlJc w:val="left"/>
+      <w:pPr>
+        <w:tabs>
+          <w:tab w:val="num" w:pos="2160"/>
+        </w:tabs>
+        <w:ind w:left="2160" w:hanging="360"/>
+      </w:pPr>
+      <w:rPr>
+        <w:rFonts w:ascii="Wingdings" w:hAnsi="Wingdings" w:hint="default"/>
+        <w:sz w:val="20"/>
+      </w:rPr>
+    </w:lvl>
+    <w:lvl w:ilvl="3" w:tentative="1">
+      <w:start w:val="1"/>
+      <w:numFmt w:val="bullet"/>
+      <w:lvlText w:val=""/>
+      <w:lvlJc w:val="left"/>
+      <w:pPr>
+        <w:tabs>
+          <w:tab w:val="num" w:pos="2880"/>
+        </w:tabs>
+        <w:ind w:left="2880" w:hanging="360"/>
+      </w:pPr>
+      <w:rPr>
+        <w:rFonts w:ascii="Wingdings" w:hAnsi="Wingdings" w:hint="default"/>
+        <w:sz w:val="20"/>
+      </w:rPr>
+    </w:lvl>
+    <w:lvl w:ilvl="4" w:tentative="1">
+      <w:start w:val="1"/>
+      <w:numFmt w:val="bullet"/>
+      <w:lvlText w:val=""/>
+      <w:lvlJc w:val="left"/>
+      <w:pPr>
+        <w:tabs>
+          <w:tab w:val="num" w:pos="3600"/>
+        </w:tabs>
+        <w:ind w:left="3600" w:hanging="360"/>
+      </w:pPr>
+      <w:rPr>
+        <w:rFonts w:ascii="Wingdings" w:hAnsi="Wingdings" w:hint="default"/>
+        <w:sz w:val="20"/>
+      </w:rPr>
+    </w:lvl>
+    <w:lvl w:ilvl="5" w:tentative="1">
+      <w:start w:val="1"/>
+      <w:numFmt w:val="bullet"/>
+      <w:lvlText w:val=""/>
+      <w:lvlJc w:val="left"/>
+      <w:pPr>
+        <w:tabs>
+          <w:tab w:val="num" w:pos="4320"/>
+        </w:tabs>
+        <w:ind w:left="4320" w:hanging="360"/>
+      </w:pPr>
+      <w:rPr>
+        <w:rFonts w:ascii="Wingdings" w:hAnsi="Wingdings" w:hint="default"/>
+        <w:sz w:val="20"/>
+      </w:rPr>
+    </w:lvl>
+    <w:lvl w:ilvl="6" w:tentative="1">
+      <w:start w:val="1"/>
+      <w:numFmt w:val="bullet"/>
+      <w:lvlText w:val=""/>
+      <w:lvlJc w:val="left"/>
+      <w:pPr>
+        <w:tabs>
+          <w:tab w:val="num" w:pos="5040"/>
+        </w:tabs>
+        <w:ind w:left="5040" w:hanging="360"/>
+      </w:pPr>
+      <w:rPr>
+        <w:rFonts w:ascii="Wingdings" w:hAnsi="Wingdings" w:hint="default"/>
+        <w:sz w:val="20"/>
+      </w:rPr>
+    </w:lvl>
+    <w:lvl w:ilvl="7" w:tentative="1">
+      <w:start w:val="1"/>
+      <w:numFmt w:val="bullet"/>
+      <w:lvlText w:val=""/>
+      <w:lvlJc w:val="left"/>
+      <w:pPr>
+        <w:tabs>
+          <w:tab w:val="num" w:pos="5760"/>
+        </w:tabs>
+        <w:ind w:left="5760" w:hanging="360"/>
+      </w:pPr>
+      <w:rPr>
+        <w:rFonts w:ascii="Wingdings" w:hAnsi="Wingdings" w:hint="default"/>
+        <w:sz w:val="20"/>
+      </w:rPr>
+    </w:lvl>
+    <w:lvl w:ilvl="8" w:tentative="1">
+      <w:start w:val="1"/>
+      <w:numFmt w:val="bullet"/>
+      <w:lvlText w:val=""/>
+      <w:lvlJc w:val="left"/>
+      <w:pPr>
+        <w:tabs>
+          <w:tab w:val="num" w:pos="6480"/>
+        </w:tabs>
+        <w:ind w:left="6480" w:hanging="360"/>
+      </w:pPr>
+      <w:rPr>
+        <w:rFonts w:ascii="Wingdings" w:hAnsi="Wingdings" w:hint="default"/>
+        <w:sz w:val="20"/>
+      </w:rPr>
+    </w:lvl>
+  </w:abstractNum>
+  <w:abstractNum w:abstractNumId="1" w15:restartNumberingAfterBreak="0">
+    <w:nsid w:val="2DF07D46"/>
+    <w:multiLevelType w:val="multilevel"/>
+    <w:tmpl w:val="924AC79C"/>
+    <w:lvl w:ilvl="0">
+      <w:start w:val="1"/>
+      <w:numFmt w:val="decimal"/>
+      <w:lvlText w:val="%1."/>
+      <w:lvlJc w:val="left"/>
+      <w:pPr>
+        <w:tabs>
+          <w:tab w:val="num" w:pos="720"/>
+        </w:tabs>
+        <w:ind w:left="720" w:hanging="360"/>
+      </w:pPr>
+    </w:lvl>
+    <w:lvl w:ilvl="1" w:tentative="1">
+      <w:start w:val="1"/>
+      <w:numFmt w:val="decimal"/>
+      <w:lvlText w:val="%2."/>
+      <w:lvlJc w:val="left"/>
+      <w:pPr>
+        <w:tabs>
+          <w:tab w:val="num" w:pos="1440"/>
+        </w:tabs>
+        <w:ind w:left="1440" w:hanging="360"/>
+      </w:pPr>
+    </w:lvl>
+    <w:lvl w:ilvl="2" w:tentative="1">
+      <w:start w:val="1"/>
+      <w:numFmt w:val="decimal"/>
+      <w:lvlText w:val="%3."/>
+      <w:lvlJc w:val="left"/>
+      <w:pPr>
+        <w:tabs>
+          <w:tab w:val="num" w:pos="2160"/>
+        </w:tabs>
+        <w:ind w:left="2160" w:hanging="360"/>
+      </w:pPr>
+    </w:lvl>
+    <w:lvl w:ilvl="3" w:tentative="1">
+      <w:start w:val="1"/>
+      <w:numFmt w:val="decimal"/>
+      <w:lvlText w:val="%4."/>
+      <w:lvlJc w:val="left"/>
+      <w:pPr>
+        <w:tabs>
+          <w:tab w:val="num" w:pos="2880"/>
+        </w:tabs>
+        <w:ind w:left="2880" w:hanging="360"/>
+      </w:pPr>
+    </w:lvl>
+    <w:lvl w:ilvl="4" w:tentative="1">
+      <w:start w:val="1"/>
+      <w:numFmt w:val="decimal"/>
+      <w:lvlText w:val="%5."/>
+      <w:lvlJc w:val="left"/>
+      <w:pPr>
+        <w:tabs>
+          <w:tab w:val="num" w:pos="3600"/>
+        </w:tabs>
+        <w:ind w:left="3600" w:hanging="360"/>
+      </w:pPr>
+    </w:lvl>
+    <w:lvl w:ilvl="5" w:tentative="1">
+      <w:start w:val="1"/>
+      <w:numFmt w:val="decimal"/>
+      <w:lvlText w:val="%6."/>
+      <w:lvlJc w:val="left"/>
+      <w:pPr>
+        <w:tabs>
+          <w:tab w:val="num" w:pos="4320"/>
+        </w:tabs>
+        <w:ind w:left="4320" w:hanging="360"/>
+      </w:pPr>
+    </w:lvl>
+    <w:lvl w:ilvl="6" w:tentative="1">
+      <w:start w:val="1"/>
+      <w:numFmt w:val="decimal"/>
+      <w:lvlText w:val="%7."/>
+      <w:lvlJc w:val="left"/>
+      <w:pPr>
+        <w:tabs>
+          <w:tab w:val="num" w:pos="5040"/>
+        </w:tabs>
+        <w:ind w:left="5040" w:hanging="360"/>
+      </w:pPr>
+    </w:lvl>
+    <w:lvl w:ilvl="7" w:tentative="1">
+      <w:start w:val="1"/>
+      <w:numFmt w:val="decimal"/>
+      <w:lvlText w:val="%8."/>
+      <w:lvlJc w:val="left"/>
+      <w:pPr>
+        <w:tabs>
+          <w:tab w:val="num" w:pos="5760"/>
+        </w:tabs>
+        <w:ind w:left="5760" w:hanging="360"/>
+      </w:pPr>
+    </w:lvl>
+    <w:lvl w:ilvl="8" w:tentative="1">
+      <w:start w:val="1"/>
+      <w:numFmt w:val="decimal"/>
+      <w:lvlText w:val="%9."/>
+      <w:lvlJc w:val="left"/>
+      <w:pPr>
+        <w:tabs>
+          <w:tab w:val="num" w:pos="6480"/>
+        </w:tabs>
+        <w:ind w:left="6480" w:hanging="360"/>
+      </w:pPr>
+    </w:lvl>
+  </w:abstractNum>
+  <w:num w:numId="1" w16cid:durableId="2016573292">
+    <w:abstractNumId w:val="0"/>
+  </w:num>
+  <w:num w:numId="2" w16cid:durableId="772743247">
+    <w:abstractNumId w:val="1"/>
+  </w:num>
+</w:numbering>
 </file>
 
 <file path=word/styles.xml><?xml version="1.0" encoding="utf-8"?>
@@ -616,7 +1756,6 @@
   <w:style w:type="character" w:default="1" w:styleId="Phngmcinhcuaoanvn">
     <w:name w:val="Default Paragraph Font"/>
     <w:uiPriority w:val="1"/>
-    <w:semiHidden/>
     <w:unhideWhenUsed/>
   </w:style>
   <w:style w:type="table" w:default="1" w:styleId="BangThngthng">

--- a/ss06/ex02.docx
+++ b/ss06/ex02.docx
@@ -846,6 +846,7 @@
           <w:rFonts w:asciiTheme="majorHAnsi" w:hAnsiTheme="majorHAnsi" w:cstheme="majorHAnsi"/>
           <w:sz w:val="22"/>
           <w:szCs w:val="22"/>
+          <w:lang w:val="en-US"/>
         </w:rPr>
       </w:pPr>
       <w:r>
@@ -856,6 +857,26 @@
         </w:rPr>
         <w:t>Nếu có người khác đưa ra cách phân loại khác, họ hoàn toàn có thể lập luận dựa trên góc nhìn nghiệp vụ riêng. Ví dụ, mục 11 (Chat trực tiếp với thủ thư) nếu được xếp vào nhóm Should thay vì Could, họ có thể lập luận rằng việc này giúp giảm tải đáng kể thời gian giải đáp thắc mắc trực tiếp tại quầy cho thủ thư ngay trong giai đoạn đầu ra mắt. Mục 12 (Đăng nhập Google/Facebook) nếu được đẩy lên nhóm Could, lập luận đưa ra là nó giúp giảm tỷ lệ bỏ giỏ hàng/bỏ đăng ký nhờ thao tác một chạm nhanh chóng cho người dùng mới. Mục 7 (Gợi ý sách) nếu được xếp vào Won't, lý do là thuật toán gợi ý đòi hỏi dữ liệu lớn chưa cần thiết cho phiên bản MVP đầu tiên.</w:t>
       </w:r>
+    </w:p>
+    <w:p>
+      <w:pPr>
+        <w:rPr>
+          <w:rFonts w:asciiTheme="majorHAnsi" w:hAnsiTheme="majorHAnsi" w:cstheme="majorHAnsi"/>
+          <w:sz w:val="22"/>
+          <w:szCs w:val="22"/>
+          <w:lang w:val="en-US"/>
+        </w:rPr>
+      </w:pPr>
+    </w:p>
+    <w:p>
+      <w:pPr>
+        <w:rPr>
+          <w:rFonts w:asciiTheme="majorHAnsi" w:hAnsiTheme="majorHAnsi" w:cstheme="majorHAnsi"/>
+          <w:sz w:val="22"/>
+          <w:szCs w:val="22"/>
+          <w:lang w:val="en-US"/>
+        </w:rPr>
+      </w:pPr>
     </w:p>
     <w:p>
       <w:pPr>
@@ -1756,6 +1777,7 @@
   <w:style w:type="character" w:default="1" w:styleId="Phngmcinhcuaoanvn">
     <w:name w:val="Default Paragraph Font"/>
     <w:uiPriority w:val="1"/>
+    <w:semiHidden/>
     <w:unhideWhenUsed/>
   </w:style>
   <w:style w:type="table" w:default="1" w:styleId="BangThngthng">
